--- a/BCD/Aula07/Atividade_Teorica_Revisao_Banco_de_Dados_Terico.docx
+++ b/BCD/Aula07/Atividade_Teorica_Revisao_Banco_de_Dados_Terico.docx
@@ -344,21 +344,12 @@
             </w:tcMar>
           </w:tcPr>
           <w:p>
-            <w:proofErr w:type="gramStart"/>
             <w:r>
               <w:rPr>
                 <w:b/>
                 <w:sz w:val="19"/>
               </w:rPr>
-              <w:t>Nota: _</w:t>
-            </w:r>
-            <w:proofErr w:type="gramEnd"/>
-            <w:r>
-              <w:rPr>
-                <w:b/>
-                <w:sz w:val="19"/>
-              </w:rPr>
-              <w:t>_____ / 100</w:t>
+              <w:t>Nota: ______ / 100</w:t>
             </w:r>
           </w:p>
         </w:tc>
@@ -574,80 +565,180 @@
       <w:pPr>
         <w:spacing w:after="20"/>
         <w:rPr>
-          <w:lang w:val="pt-BR"/>
-        </w:rPr>
-      </w:pPr>
-      <w:r>
-        <w:rPr>
-          <w:color w:val="B7B7B7"/>
-          <w:sz w:val="16"/>
-          <w:lang w:val="pt-BR"/>
-        </w:rPr>
-        <w:t>________________________________________________________________________________</w:t>
-      </w:r>
-      <w:r>
-        <w:rPr>
-          <w:color w:val="B7B7B7"/>
-          <w:sz w:val="16"/>
-          <w:lang w:val="pt-BR"/>
-        </w:rPr>
-        <w:t>__</w:t>
-      </w:r>
-      <w:r>
-        <w:rPr>
-          <w:color w:val="B7B7B7"/>
-          <w:sz w:val="16"/>
-          <w:lang w:val="pt-BR"/>
-        </w:rPr>
-        <w:t>_______________________________________________________</w:t>
+          <w:color w:val="00B0F0"/>
+          <w:sz w:val="16"/>
+          <w:lang w:val="pt-BR"/>
+        </w:rPr>
+      </w:pPr>
+      <w:r>
+        <w:rPr>
+          <w:color w:val="00B0F0"/>
+          <w:sz w:val="16"/>
+          <w:lang w:val="pt-BR"/>
+        </w:rPr>
+        <w:t>Dado é um registro  isolado</w:t>
+      </w:r>
+      <w:r>
+        <w:rPr>
+          <w:color w:val="00B0F0"/>
+          <w:sz w:val="16"/>
+          <w:lang w:val="pt-BR"/>
+        </w:rPr>
+        <w:t>, simples e “bruto”</w:t>
+      </w:r>
+      <w:r>
+        <w:rPr>
+          <w:color w:val="00B0F0"/>
+          <w:sz w:val="16"/>
+          <w:lang w:val="pt-BR"/>
+        </w:rPr>
+        <w:t>.</w:t>
+      </w:r>
+      <w:r>
+        <w:rPr>
+          <w:color w:val="00B0F0"/>
+          <w:sz w:val="16"/>
+          <w:lang w:val="pt-BR"/>
+        </w:rPr>
+        <w:t xml:space="preserve"> Já a </w:t>
+      </w:r>
+      <w:r>
+        <w:rPr>
+          <w:color w:val="00B0F0"/>
+          <w:sz w:val="16"/>
+          <w:lang w:val="pt-BR"/>
+        </w:rPr>
+        <w:t xml:space="preserve"> </w:t>
+      </w:r>
+      <w:r>
+        <w:rPr>
+          <w:color w:val="00B0F0"/>
+          <w:sz w:val="16"/>
+          <w:lang w:val="pt-BR"/>
+        </w:rPr>
+        <w:t>i</w:t>
+      </w:r>
+      <w:r>
+        <w:rPr>
+          <w:color w:val="00B0F0"/>
+          <w:sz w:val="16"/>
+          <w:lang w:val="pt-BR"/>
+        </w:rPr>
+        <w:t xml:space="preserve">nformação é o resultado do processamento, organização e análise desse dado, gerando significado e utilidade para a tomada </w:t>
+      </w:r>
+      <w:r>
+        <w:rPr>
+          <w:color w:val="00B0F0"/>
+          <w:sz w:val="16"/>
+          <w:lang w:val="pt-BR"/>
+        </w:rPr>
+        <w:t xml:space="preserve">de alguma </w:t>
+      </w:r>
+      <w:r>
+        <w:rPr>
+          <w:color w:val="00B0F0"/>
+          <w:sz w:val="16"/>
+          <w:lang w:val="pt-BR"/>
+        </w:rPr>
+        <w:t>decisão</w:t>
+      </w:r>
+      <w:r>
+        <w:rPr>
+          <w:color w:val="00B0F0"/>
+          <w:sz w:val="16"/>
+          <w:lang w:val="pt-BR"/>
+        </w:rPr>
+        <w:t xml:space="preserve">. Um exemplo a ser usado baseado em uma cafeteria pode ser o seguinte: </w:t>
       </w:r>
     </w:p>
     <w:p>
       <w:pPr>
         <w:spacing w:after="20"/>
         <w:rPr>
-          <w:lang w:val="pt-BR"/>
-        </w:rPr>
-      </w:pPr>
-      <w:r>
-        <w:rPr>
-          <w:color w:val="B7B7B7"/>
-          <w:sz w:val="16"/>
-          <w:lang w:val="pt-BR"/>
-        </w:rPr>
-        <w:t>________________________________________________________________________________</w:t>
-      </w:r>
-      <w:r>
-        <w:rPr>
-          <w:color w:val="B7B7B7"/>
-          <w:sz w:val="16"/>
-          <w:lang w:val="pt-BR"/>
-        </w:rPr>
-        <w:t>_________________________________________________________</w:t>
-      </w:r>
-    </w:p>
-    <w:p>
-      <w:pPr>
-        <w:spacing w:after="20"/>
-        <w:rPr>
-          <w:lang w:val="pt-BR"/>
-        </w:rPr>
-      </w:pPr>
-      <w:r>
-        <w:rPr>
-          <w:color w:val="B7B7B7"/>
-          <w:sz w:val="16"/>
-          <w:lang w:val="pt-BR"/>
-        </w:rPr>
-        <w:t>________________________________________________________________________________</w:t>
-      </w:r>
-      <w:r>
-        <w:rPr>
-          <w:color w:val="B7B7B7"/>
-          <w:sz w:val="16"/>
-          <w:lang w:val="pt-BR"/>
-        </w:rPr>
-        <w:t>_________________________________________________________</w:t>
+          <w:color w:val="00B0F0"/>
+          <w:sz w:val="16"/>
+          <w:lang w:val="pt-BR"/>
+        </w:rPr>
+      </w:pPr>
+      <w:r>
+        <w:rPr>
+          <w:color w:val="00B0F0"/>
+          <w:sz w:val="16"/>
+          <w:lang w:val="pt-BR"/>
+        </w:rPr>
+        <w:t>O dado seria o r</w:t>
+      </w:r>
+      <w:r>
+        <w:rPr>
+          <w:color w:val="00B0F0"/>
+          <w:sz w:val="16"/>
+          <w:lang w:val="pt-BR"/>
+        </w:rPr>
+        <w:t xml:space="preserve">egistro bruto </w:t>
+      </w:r>
+      <w:r>
+        <w:rPr>
+          <w:color w:val="00B0F0"/>
+          <w:sz w:val="16"/>
+          <w:lang w:val="pt-BR"/>
+        </w:rPr>
+        <w:t xml:space="preserve">de </w:t>
+      </w:r>
+      <w:r>
+        <w:rPr>
+          <w:color w:val="00B0F0"/>
+          <w:sz w:val="16"/>
+          <w:lang w:val="pt-BR"/>
+        </w:rPr>
+        <w:t>R$ 14,00 na tabela de vendas do banco de dados</w:t>
+      </w:r>
+      <w:r>
+        <w:rPr>
+          <w:color w:val="00B0F0"/>
+          <w:sz w:val="16"/>
+          <w:lang w:val="pt-BR"/>
+        </w:rPr>
+        <w:t>, A i</w:t>
+      </w:r>
+      <w:r>
+        <w:rPr>
+          <w:color w:val="00B0F0"/>
+          <w:sz w:val="16"/>
+          <w:lang w:val="pt-BR"/>
+        </w:rPr>
+        <w:t>nformação</w:t>
+      </w:r>
+      <w:r>
+        <w:rPr>
+          <w:color w:val="00B0F0"/>
+          <w:sz w:val="16"/>
+          <w:lang w:val="pt-BR"/>
+        </w:rPr>
+        <w:t xml:space="preserve"> seria o</w:t>
+      </w:r>
+      <w:r>
+        <w:rPr>
+          <w:color w:val="00B0F0"/>
+          <w:sz w:val="16"/>
+          <w:lang w:val="pt-BR"/>
+        </w:rPr>
+        <w:t xml:space="preserve"> relatório mostra</w:t>
+      </w:r>
+      <w:r>
+        <w:rPr>
+          <w:color w:val="00B0F0"/>
+          <w:sz w:val="16"/>
+          <w:lang w:val="pt-BR"/>
+        </w:rPr>
+        <w:t>ndo</w:t>
+      </w:r>
+      <w:r>
+        <w:rPr>
+          <w:color w:val="00B0F0"/>
+          <w:sz w:val="16"/>
+          <w:lang w:val="pt-BR"/>
+        </w:rPr>
+        <w:t xml:space="preserve"> que o Cappuccino de R$ 14,00 foi o item vendido.</w:t>
       </w:r>
     </w:p>
     <w:p>
@@ -1311,19 +1402,7 @@
         <w:rPr>
           <w:lang w:val="pt-BR"/>
         </w:rPr>
-        <w:t xml:space="preserve">Circule ou destaque apenas os </w:t>
-      </w:r>
-      <w:r>
-        <w:rPr>
-          <w:lang w:val="pt-BR"/>
-        </w:rPr>
-        <w:t>itens</w:t>
-      </w:r>
-      <w:r>
-        <w:rPr>
-          <w:lang w:val="pt-BR"/>
-        </w:rPr>
-        <w:t xml:space="preserve"> que representam SGBDs/bancos de dados abordados nas aulas.</w:t>
+        <w:t>Circule ou destaque apenas os itens que representam SGBDs/bancos de dados abordados nas aulas.</w:t>
       </w:r>
     </w:p>
     <w:p>
@@ -1402,13 +1481,7 @@
         <w:rPr>
           <w:lang w:val="pt-BR"/>
         </w:rPr>
-        <w:t xml:space="preserve">  |  </w:t>
-      </w:r>
-      <w:r>
-        <w:rPr>
-          <w:lang w:val="pt-BR"/>
-        </w:rPr>
-        <w:t>MariaDB</w:t>
+        <w:t xml:space="preserve">  |  MariaDB</w:t>
       </w:r>
     </w:p>
     <w:p>
@@ -1442,72 +1515,107 @@
       <w:pPr>
         <w:spacing w:after="20"/>
         <w:rPr>
-          <w:lang w:val="pt-BR"/>
-        </w:rPr>
-      </w:pPr>
-      <w:r>
-        <w:rPr>
-          <w:color w:val="B7B7B7"/>
-          <w:sz w:val="16"/>
-          <w:lang w:val="pt-BR"/>
-        </w:rPr>
-        <w:t>__________________________________________________________________________________</w:t>
-      </w:r>
-      <w:r>
-        <w:rPr>
-          <w:color w:val="B7B7B7"/>
-          <w:sz w:val="16"/>
-          <w:lang w:val="pt-BR"/>
-        </w:rPr>
-        <w:t>_______________________________________________________</w:t>
-      </w:r>
-    </w:p>
-    <w:p>
-      <w:pPr>
-        <w:spacing w:after="20"/>
-        <w:rPr>
-          <w:lang w:val="pt-BR"/>
-        </w:rPr>
-      </w:pPr>
-      <w:r>
-        <w:rPr>
-          <w:color w:val="B7B7B7"/>
-          <w:sz w:val="16"/>
-          <w:lang w:val="pt-BR"/>
-        </w:rPr>
-        <w:t>________________________________________________________________________________</w:t>
-      </w:r>
-      <w:r>
-        <w:rPr>
-          <w:color w:val="B7B7B7"/>
-          <w:sz w:val="16"/>
-          <w:lang w:val="pt-BR"/>
-        </w:rPr>
-        <w:t>_________________________________________________________</w:t>
-      </w:r>
-    </w:p>
-    <w:p>
-      <w:pPr>
-        <w:spacing w:after="20"/>
-        <w:rPr>
-          <w:lang w:val="pt-BR"/>
-        </w:rPr>
-      </w:pPr>
-      <w:r>
-        <w:rPr>
-          <w:color w:val="B7B7B7"/>
-          <w:sz w:val="16"/>
-          <w:lang w:val="pt-BR"/>
-        </w:rPr>
-        <w:t>________________________________________________________________________________</w:t>
-      </w:r>
-      <w:r>
-        <w:rPr>
-          <w:color w:val="B7B7B7"/>
-          <w:sz w:val="16"/>
-          <w:lang w:val="pt-BR"/>
-        </w:rPr>
-        <w:t>_________________________________________________________</w:t>
+          <w:color w:val="00B0F0"/>
+          <w:lang w:val="pt-BR"/>
+        </w:rPr>
+      </w:pPr>
+      <w:r>
+        <w:rPr>
+          <w:color w:val="00B0F0"/>
+          <w:sz w:val="16"/>
+          <w:lang w:val="pt-BR"/>
+        </w:rPr>
+        <w:t xml:space="preserve">Instalar apenas o MySQL Workbench não garante que o servidor de banco de dados </w:t>
+      </w:r>
+      <w:proofErr w:type="spellStart"/>
+      <w:r>
+        <w:rPr>
+          <w:color w:val="00B0F0"/>
+          <w:sz w:val="16"/>
+          <w:lang w:val="pt-BR"/>
+        </w:rPr>
+        <w:t>esteja</w:t>
+      </w:r>
+      <w:proofErr w:type="spellEnd"/>
+      <w:r>
+        <w:rPr>
+          <w:color w:val="00B0F0"/>
+          <w:sz w:val="16"/>
+          <w:lang w:val="pt-BR"/>
+        </w:rPr>
+        <w:t xml:space="preserve"> </w:t>
+      </w:r>
+      <w:r>
+        <w:rPr>
+          <w:color w:val="00B0F0"/>
+          <w:sz w:val="16"/>
+          <w:lang w:val="pt-BR"/>
+        </w:rPr>
+        <w:t>ativo</w:t>
+      </w:r>
+      <w:r>
+        <w:rPr>
+          <w:color w:val="00B0F0"/>
+          <w:sz w:val="16"/>
+          <w:lang w:val="pt-BR"/>
+        </w:rPr>
+        <w:t xml:space="preserve">, já que </w:t>
+      </w:r>
+      <w:r>
+        <w:rPr>
+          <w:color w:val="00B0F0"/>
+          <w:sz w:val="16"/>
+          <w:lang w:val="pt-BR"/>
+        </w:rPr>
+        <w:t xml:space="preserve">o Workbench é uma interface gráfica (IDE), enquanto o MySQL Server </w:t>
+      </w:r>
+      <w:r>
+        <w:rPr>
+          <w:color w:val="00B0F0"/>
+          <w:sz w:val="16"/>
+          <w:lang w:val="pt-BR"/>
+        </w:rPr>
+        <w:t>seria</w:t>
+      </w:r>
+      <w:r>
+        <w:rPr>
+          <w:color w:val="00B0F0"/>
+          <w:sz w:val="16"/>
+          <w:lang w:val="pt-BR"/>
+        </w:rPr>
+        <w:t xml:space="preserve"> o software responsável por armazenar e processar os dados</w:t>
+      </w:r>
+      <w:r>
+        <w:rPr>
+          <w:color w:val="00B0F0"/>
+          <w:sz w:val="16"/>
+          <w:lang w:val="pt-BR"/>
+        </w:rPr>
+        <w:t xml:space="preserve"> como um banco real. </w:t>
+      </w:r>
+      <w:r>
+        <w:rPr>
+          <w:color w:val="00B0F0"/>
+          <w:sz w:val="16"/>
+          <w:lang w:val="pt-BR"/>
+        </w:rPr>
+        <w:t xml:space="preserve">Se você instala apenas a interface gráfica sem o servidor </w:t>
+      </w:r>
+      <w:r>
+        <w:rPr>
+          <w:color w:val="00B0F0"/>
+          <w:sz w:val="16"/>
+          <w:lang w:val="pt-BR"/>
+        </w:rPr>
+        <w:t xml:space="preserve">funcionando, independentemente de ser </w:t>
+      </w:r>
+      <w:r>
+        <w:rPr>
+          <w:color w:val="00B0F0"/>
+          <w:sz w:val="16"/>
+          <w:lang w:val="pt-BR"/>
+        </w:rPr>
+        <w:t>na própria máquina ou em um servidor remoto, o Workbench não terá a qual serviço se conectar, resultando em erro ao tentar realizar qualquer operação.</w:t>
       </w:r>
     </w:p>
     <w:p>
@@ -1797,72 +1905,18 @@
       <w:pPr>
         <w:spacing w:after="20"/>
         <w:rPr>
-          <w:lang w:val="pt-BR"/>
-        </w:rPr>
-      </w:pPr>
-      <w:r>
-        <w:rPr>
-          <w:color w:val="B7B7B7"/>
-          <w:sz w:val="16"/>
-          <w:lang w:val="pt-BR"/>
-        </w:rPr>
-        <w:t>__________________________________________________________________________________</w:t>
-      </w:r>
-      <w:r>
-        <w:rPr>
-          <w:color w:val="B7B7B7"/>
-          <w:sz w:val="16"/>
-          <w:lang w:val="pt-BR"/>
-        </w:rPr>
-        <w:t>_______________________________________________________</w:t>
-      </w:r>
-    </w:p>
-    <w:p>
-      <w:pPr>
-        <w:spacing w:after="20"/>
-        <w:rPr>
-          <w:lang w:val="pt-BR"/>
-        </w:rPr>
-      </w:pPr>
-      <w:r>
-        <w:rPr>
-          <w:color w:val="B7B7B7"/>
-          <w:sz w:val="16"/>
-          <w:lang w:val="pt-BR"/>
-        </w:rPr>
-        <w:t>________________________________________________________________________________</w:t>
-      </w:r>
-      <w:r>
-        <w:rPr>
-          <w:color w:val="B7B7B7"/>
-          <w:sz w:val="16"/>
-          <w:lang w:val="pt-BR"/>
-        </w:rPr>
-        <w:t>_________________________________________________________</w:t>
-      </w:r>
-    </w:p>
-    <w:p>
-      <w:pPr>
-        <w:spacing w:after="20"/>
-        <w:rPr>
-          <w:lang w:val="pt-BR"/>
-        </w:rPr>
-      </w:pPr>
-      <w:r>
-        <w:rPr>
-          <w:color w:val="B7B7B7"/>
-          <w:sz w:val="16"/>
-          <w:lang w:val="pt-BR"/>
-        </w:rPr>
-        <w:t>________________________________________________________________________________</w:t>
-      </w:r>
-      <w:r>
-        <w:rPr>
-          <w:color w:val="B7B7B7"/>
-          <w:sz w:val="16"/>
-          <w:lang w:val="pt-BR"/>
-        </w:rPr>
-        <w:t>_________________________________________________________</w:t>
+          <w:color w:val="00B0F0"/>
+          <w:sz w:val="16"/>
+          <w:lang w:val="pt-BR"/>
+        </w:rPr>
+      </w:pPr>
+      <w:r>
+        <w:rPr>
+          <w:color w:val="00B0F0"/>
+          <w:sz w:val="16"/>
+          <w:lang w:val="pt-BR"/>
+        </w:rPr>
+        <w:t>A modelagem antes da criação física deve ocorrer para estruturar a ideia do banco, servindo como uma base e local de ajustes e correção, pois se algo acontecer a um banco já ativo, o problema se torna mais complexo, juntamente com o risco de perda dos dados nele já presente. Essa estrutura busca definir como ele será, funcionará e se relacionará.</w:t>
       </w:r>
     </w:p>
     <w:p>
@@ -2299,245 +2353,237 @@
       <w:pPr>
         <w:spacing w:after="20"/>
         <w:rPr>
-          <w:lang w:val="pt-BR"/>
-        </w:rPr>
-      </w:pPr>
-      <w:r>
-        <w:rPr>
-          <w:color w:val="B7B7B7"/>
-          <w:sz w:val="16"/>
-          <w:lang w:val="pt-BR"/>
-        </w:rPr>
-        <w:t>__________________________________________________________________________________</w:t>
-      </w:r>
-      <w:r>
-        <w:rPr>
-          <w:color w:val="B7B7B7"/>
-          <w:sz w:val="16"/>
-          <w:lang w:val="pt-BR"/>
-        </w:rPr>
-        <w:t>_______________________________________________________</w:t>
+          <w:color w:val="00B0F0"/>
+          <w:sz w:val="16"/>
+          <w:lang w:val="pt-BR"/>
+        </w:rPr>
+      </w:pPr>
+      <w:r>
+        <w:rPr>
+          <w:color w:val="00B0F0"/>
+          <w:sz w:val="16"/>
+          <w:lang w:val="pt-BR"/>
+        </w:rPr>
+        <w:t>O MER (</w:t>
+      </w:r>
+      <w:r>
+        <w:rPr>
+          <w:color w:val="00B0F0"/>
+          <w:sz w:val="16"/>
+          <w:lang w:val="pt-BR"/>
+        </w:rPr>
+        <w:t>Modelo Entidade Relacionamento</w:t>
+      </w:r>
+      <w:r>
+        <w:rPr>
+          <w:color w:val="00B0F0"/>
+          <w:sz w:val="16"/>
+          <w:lang w:val="pt-BR"/>
+        </w:rPr>
+        <w:t xml:space="preserve">) pode ser definido como um modelo conceitual, usado comumente como base para </w:t>
+      </w:r>
+      <w:r>
+        <w:rPr>
+          <w:color w:val="00B0F0"/>
+          <w:sz w:val="16"/>
+          <w:lang w:val="pt-BR"/>
+        </w:rPr>
+        <w:t>descrever os objetos envolvidos com suas características e como elas se relacionam entre si (relacionamentos).</w:t>
+      </w:r>
+      <w:r>
+        <w:rPr>
+          <w:color w:val="00B0F0"/>
+          <w:sz w:val="16"/>
+          <w:lang w:val="pt-BR"/>
+        </w:rPr>
+        <w:t xml:space="preserve"> Já o DER (</w:t>
+      </w:r>
+      <w:r>
+        <w:rPr>
+          <w:color w:val="00B0F0"/>
+          <w:sz w:val="16"/>
+          <w:lang w:val="pt-BR"/>
+        </w:rPr>
+        <w:t>Diagrama Entidade-Relacionamento)</w:t>
+      </w:r>
+      <w:r>
+        <w:rPr>
+          <w:color w:val="00B0F0"/>
+          <w:sz w:val="16"/>
+          <w:lang w:val="pt-BR"/>
+        </w:rPr>
+        <w:t xml:space="preserve"> sendo </w:t>
+      </w:r>
+      <w:r>
+        <w:rPr>
+          <w:color w:val="00B0F0"/>
+          <w:sz w:val="16"/>
+          <w:lang w:val="pt-BR"/>
+        </w:rPr>
+        <w:t>utilizado para representar em forma gráfica o que foi descrito no </w:t>
+      </w:r>
+      <w:r>
+        <w:rPr>
+          <w:color w:val="00B0F0"/>
+          <w:sz w:val="16"/>
+          <w:lang w:val="pt-BR"/>
+        </w:rPr>
+        <w:t>MER</w:t>
+      </w:r>
+      <w:r>
+        <w:rPr>
+          <w:color w:val="00B0F0"/>
+          <w:sz w:val="16"/>
+          <w:lang w:val="pt-BR"/>
+        </w:rPr>
+        <w:t>. </w:t>
+      </w:r>
+      <w:r>
+        <w:rPr>
+          <w:color w:val="00B0F0"/>
+          <w:sz w:val="16"/>
+          <w:lang w:val="pt-BR"/>
+        </w:rPr>
+        <w:t xml:space="preserve">Sendo primordial para </w:t>
+      </w:r>
+      <w:r>
+        <w:rPr>
+          <w:color w:val="00B0F0"/>
+          <w:sz w:val="16"/>
+          <w:lang w:val="pt-BR"/>
+        </w:rPr>
+        <w:t>entender como os dados se conectam, quais informações precisam ser guardadas e como elas se relacionam entre si.</w:t>
+      </w:r>
+    </w:p>
+    <w:p>
+      <w:pPr>
+        <w:pStyle w:val="Ttulo2"/>
+        <w:rPr>
+          <w:lang w:val="pt-BR"/>
+        </w:rPr>
+      </w:pPr>
+      <w:r>
+        <w:rPr>
+          <w:lang w:val="pt-BR"/>
+        </w:rPr>
+        <w:t>Questão 13 — Identificando entidades</w:t>
+      </w:r>
+    </w:p>
+    <w:p>
+      <w:pPr>
+        <w:rPr>
+          <w:lang w:val="pt-BR"/>
+        </w:rPr>
+      </w:pPr>
+      <w:r>
+        <w:rPr>
+          <w:lang w:val="pt-BR"/>
+        </w:rPr>
+        <w:t>Considere o cenário: “Um cliente faz pedidos. Cada pedido possui produtos. Os produtos pertencem a categorias e são preparados por funcionários.” Liste pelo menos cinco entidades possíveis e dois atributos para cada uma.</w:t>
       </w:r>
     </w:p>
     <w:p>
       <w:pPr>
         <w:spacing w:after="20"/>
         <w:rPr>
-          <w:lang w:val="pt-BR"/>
-        </w:rPr>
-      </w:pPr>
-      <w:r>
-        <w:rPr>
-          <w:color w:val="B7B7B7"/>
-          <w:sz w:val="16"/>
-          <w:lang w:val="pt-BR"/>
-        </w:rPr>
-        <w:t>________________________________________________________________________________</w:t>
-      </w:r>
-      <w:r>
-        <w:rPr>
-          <w:color w:val="B7B7B7"/>
-          <w:sz w:val="16"/>
-          <w:lang w:val="pt-BR"/>
-        </w:rPr>
-        <w:t>_________________________________________________________</w:t>
+          <w:color w:val="00B0F0"/>
+          <w:sz w:val="16"/>
+          <w:lang w:val="pt-BR"/>
+        </w:rPr>
+      </w:pPr>
+      <w:r>
+        <w:rPr>
+          <w:color w:val="00B0F0"/>
+          <w:sz w:val="16"/>
+          <w:lang w:val="pt-BR"/>
+        </w:rPr>
+        <w:t>Clientes: nome_cliente, cpf;</w:t>
       </w:r>
     </w:p>
     <w:p>
       <w:pPr>
         <w:spacing w:after="20"/>
         <w:rPr>
-          <w:lang w:val="pt-BR"/>
-        </w:rPr>
-      </w:pPr>
-      <w:r>
-        <w:rPr>
-          <w:color w:val="B7B7B7"/>
-          <w:sz w:val="16"/>
-          <w:lang w:val="pt-BR"/>
-        </w:rPr>
-        <w:t>________________________________________________________________________________</w:t>
-      </w:r>
-      <w:r>
-        <w:rPr>
-          <w:color w:val="B7B7B7"/>
-          <w:sz w:val="16"/>
-          <w:lang w:val="pt-BR"/>
-        </w:rPr>
-        <w:t>_________________________________________________________</w:t>
-      </w:r>
-    </w:p>
-    <w:p>
-      <w:pPr>
-        <w:pStyle w:val="Ttulo2"/>
-        <w:rPr>
-          <w:lang w:val="pt-BR"/>
-        </w:rPr>
-      </w:pPr>
-      <w:r>
-        <w:rPr>
-          <w:lang w:val="pt-BR"/>
-        </w:rPr>
-        <w:t>Questão 13 — Identificando entidades</w:t>
-      </w:r>
-    </w:p>
-    <w:p>
-      <w:pPr>
-        <w:rPr>
-          <w:lang w:val="pt-BR"/>
-        </w:rPr>
-      </w:pPr>
-      <w:r>
-        <w:rPr>
-          <w:lang w:val="pt-BR"/>
-        </w:rPr>
-        <w:t>Considere o cenário: “Um cliente faz pedidos. Cada pedido possui produtos. Os produtos pertencem a categorias e são preparados por funcionários.” Liste pelo menos cinco entidades possíveis e dois atributos para cada uma.</w:t>
+          <w:color w:val="00B0F0"/>
+          <w:sz w:val="16"/>
+          <w:lang w:val="pt-BR"/>
+        </w:rPr>
+      </w:pPr>
+      <w:r>
+        <w:rPr>
+          <w:color w:val="00B0F0"/>
+          <w:sz w:val="16"/>
+          <w:lang w:val="pt-BR"/>
+        </w:rPr>
+        <w:t>Pedido: tipo_pedido, data_hora_pedido;</w:t>
       </w:r>
     </w:p>
     <w:p>
       <w:pPr>
         <w:spacing w:after="20"/>
         <w:rPr>
-          <w:lang w:val="pt-BR"/>
-        </w:rPr>
-      </w:pPr>
-      <w:r>
-        <w:rPr>
-          <w:color w:val="B7B7B7"/>
-          <w:sz w:val="16"/>
-          <w:lang w:val="pt-BR"/>
-        </w:rPr>
-        <w:t>__________________________________________________________________________________</w:t>
-      </w:r>
-      <w:r>
-        <w:rPr>
-          <w:color w:val="B7B7B7"/>
-          <w:sz w:val="16"/>
-          <w:lang w:val="pt-BR"/>
-        </w:rPr>
-        <w:t>_______________________________________________________</w:t>
+          <w:color w:val="00B0F0"/>
+          <w:sz w:val="16"/>
+          <w:lang w:val="pt-BR"/>
+        </w:rPr>
+      </w:pPr>
+      <w:r>
+        <w:rPr>
+          <w:color w:val="00B0F0"/>
+          <w:sz w:val="16"/>
+          <w:lang w:val="pt-BR"/>
+        </w:rPr>
+        <w:t xml:space="preserve">Produtos: </w:t>
+      </w:r>
+      <w:r>
+        <w:rPr>
+          <w:color w:val="00B0F0"/>
+          <w:sz w:val="16"/>
+          <w:lang w:val="pt-BR"/>
+        </w:rPr>
+        <w:t>nome_produto, descrição</w:t>
+      </w:r>
+      <w:r>
+        <w:rPr>
+          <w:color w:val="00B0F0"/>
+          <w:sz w:val="16"/>
+          <w:lang w:val="pt-BR"/>
+        </w:rPr>
+        <w:t>;</w:t>
       </w:r>
     </w:p>
     <w:p>
       <w:pPr>
         <w:spacing w:after="20"/>
         <w:rPr>
-          <w:lang w:val="pt-BR"/>
-        </w:rPr>
-      </w:pPr>
-      <w:r>
-        <w:rPr>
-          <w:color w:val="B7B7B7"/>
-          <w:sz w:val="16"/>
-          <w:lang w:val="pt-BR"/>
-        </w:rPr>
-        <w:t>________________________________________________________________________________</w:t>
-      </w:r>
-      <w:r>
-        <w:rPr>
-          <w:color w:val="B7B7B7"/>
-          <w:sz w:val="16"/>
-          <w:lang w:val="pt-BR"/>
-        </w:rPr>
-        <w:t>_________________________________________________________</w:t>
+          <w:color w:val="00B0F0"/>
+          <w:sz w:val="16"/>
+          <w:lang w:val="pt-BR"/>
+        </w:rPr>
+      </w:pPr>
+      <w:r>
+        <w:rPr>
+          <w:color w:val="00B0F0"/>
+          <w:sz w:val="16"/>
+          <w:lang w:val="pt-BR"/>
+        </w:rPr>
+        <w:t>Categorias: marca, nome_fornecedor;</w:t>
       </w:r>
     </w:p>
     <w:p>
       <w:pPr>
         <w:spacing w:after="20"/>
         <w:rPr>
-          <w:color w:val="B7B7B7"/>
-          <w:sz w:val="16"/>
-          <w:lang w:val="pt-BR"/>
-        </w:rPr>
-      </w:pPr>
-      <w:r>
-        <w:rPr>
-          <w:color w:val="B7B7B7"/>
-          <w:sz w:val="16"/>
-          <w:lang w:val="pt-BR"/>
-        </w:rPr>
-        <w:t>________________________________________________________________________________</w:t>
-      </w:r>
-      <w:r>
-        <w:rPr>
-          <w:color w:val="B7B7B7"/>
-          <w:sz w:val="16"/>
-          <w:lang w:val="pt-BR"/>
-        </w:rPr>
-        <w:t>_________________________________________________________</w:t>
-      </w:r>
-    </w:p>
-    <w:p>
-      <w:pPr>
-        <w:spacing w:after="20"/>
-        <w:rPr>
-          <w:lang w:val="pt-BR"/>
-        </w:rPr>
-      </w:pPr>
-      <w:r>
-        <w:rPr>
-          <w:color w:val="B7B7B7"/>
-          <w:sz w:val="16"/>
-          <w:lang w:val="pt-BR"/>
-        </w:rPr>
-        <w:t>__________________________________________________________________________________</w:t>
-      </w:r>
-      <w:r>
-        <w:rPr>
-          <w:color w:val="B7B7B7"/>
-          <w:sz w:val="16"/>
-          <w:lang w:val="pt-BR"/>
-        </w:rPr>
-        <w:t>_______________________________________________________</w:t>
-      </w:r>
-    </w:p>
-    <w:p>
-      <w:pPr>
-        <w:spacing w:after="20"/>
-        <w:rPr>
-          <w:lang w:val="pt-BR"/>
-        </w:rPr>
-      </w:pPr>
-      <w:r>
-        <w:rPr>
-          <w:color w:val="B7B7B7"/>
-          <w:sz w:val="16"/>
-          <w:lang w:val="pt-BR"/>
-        </w:rPr>
-        <w:t>________________________________________________________________________________</w:t>
-      </w:r>
-      <w:r>
-        <w:rPr>
-          <w:color w:val="B7B7B7"/>
-          <w:sz w:val="16"/>
-          <w:lang w:val="pt-BR"/>
-        </w:rPr>
-        <w:t>_________________________________________________________</w:t>
-      </w:r>
-    </w:p>
-    <w:p>
-      <w:pPr>
-        <w:spacing w:after="20"/>
-        <w:rPr>
-          <w:lang w:val="pt-BR"/>
-        </w:rPr>
-      </w:pPr>
-      <w:r>
-        <w:rPr>
-          <w:color w:val="B7B7B7"/>
-          <w:sz w:val="16"/>
-          <w:lang w:val="pt-BR"/>
-        </w:rPr>
-        <w:t>________________________________________________________________________________</w:t>
-      </w:r>
-      <w:r>
-        <w:rPr>
-          <w:color w:val="B7B7B7"/>
-          <w:sz w:val="16"/>
-          <w:lang w:val="pt-BR"/>
-        </w:rPr>
-        <w:t>_________________________________________________________</w:t>
+          <w:lang w:val="pt-BR"/>
+        </w:rPr>
+      </w:pPr>
+      <w:r>
+        <w:rPr>
+          <w:color w:val="00B0F0"/>
+          <w:sz w:val="16"/>
+          <w:lang w:val="pt-BR"/>
+        </w:rPr>
+        <w:t xml:space="preserve">Funcionarios: salario, data_adimissao; </w:t>
       </w:r>
     </w:p>
     <w:p>
@@ -2592,15 +2638,80 @@
           <w:u w:val="single"/>
           <w:lang w:val="pt-BR"/>
         </w:rPr>
-        <w:t>CLIENTE</w:t>
-      </w:r>
-      <w:r>
+        <w:t xml:space="preserve">CLIENTE (1,n) --- realiza--- (1,1) PEDIDO. </w:t>
+      </w:r>
+    </w:p>
+    <w:p>
+      <w:pPr>
+        <w:spacing w:after="20"/>
         <w:rPr>
           <w:color w:val="00B0F0"/>
           <w:sz w:val="16"/>
           <w:u w:val="single"/>
           <w:lang w:val="pt-BR"/>
         </w:rPr>
+      </w:pPr>
+      <w:r>
+        <w:rPr>
+          <w:color w:val="00B0F0"/>
+          <w:sz w:val="16"/>
+          <w:u w:val="single"/>
+          <w:lang w:val="pt-BR"/>
+        </w:rPr>
+        <w:t>PEDIDO (</w:t>
+      </w:r>
+      <w:r>
+        <w:rPr>
+          <w:color w:val="00B0F0"/>
+          <w:sz w:val="16"/>
+          <w:u w:val="single"/>
+          <w:lang w:val="pt-BR"/>
+        </w:rPr>
+        <w:t>1</w:t>
+      </w:r>
+      <w:r>
+        <w:rPr>
+          <w:color w:val="00B0F0"/>
+          <w:sz w:val="16"/>
+          <w:u w:val="single"/>
+          <w:lang w:val="pt-BR"/>
+        </w:rPr>
+        <w:t>,</w:t>
+      </w:r>
+      <w:r>
+        <w:rPr>
+          <w:color w:val="00B0F0"/>
+          <w:sz w:val="16"/>
+          <w:u w:val="single"/>
+          <w:lang w:val="pt-BR"/>
+        </w:rPr>
+        <w:t>n</w:t>
+      </w:r>
+      <w:r>
+        <w:rPr>
+          <w:color w:val="00B0F0"/>
+          <w:sz w:val="16"/>
+          <w:u w:val="single"/>
+          <w:lang w:val="pt-BR"/>
+        </w:rPr>
+        <w:t xml:space="preserve">) --- </w:t>
+      </w:r>
+      <w:r>
+        <w:rPr>
+          <w:color w:val="00B0F0"/>
+          <w:sz w:val="16"/>
+          <w:u w:val="single"/>
+          <w:lang w:val="pt-BR"/>
+        </w:rPr>
+        <w:t>possui ---</w:t>
+      </w:r>
+      <w:r>
+        <w:rPr>
+          <w:color w:val="00B0F0"/>
+          <w:sz w:val="16"/>
+          <w:u w:val="single"/>
+          <w:lang w:val="pt-BR"/>
+        </w:rPr>
         <w:t xml:space="preserve"> (</w:t>
       </w:r>
       <w:r>
@@ -2610,7 +2721,7 @@
           <w:u w:val="single"/>
           <w:lang w:val="pt-BR"/>
         </w:rPr>
-        <w:t>1,n</w:t>
+        <w:t>1</w:t>
       </w:r>
       <w:r>
         <w:rPr>
@@ -2619,7 +2730,7 @@
           <w:u w:val="single"/>
           <w:lang w:val="pt-BR"/>
         </w:rPr>
-        <w:t xml:space="preserve">) --- </w:t>
+        <w:t>,</w:t>
       </w:r>
       <w:r>
         <w:rPr>
@@ -2628,7 +2739,7 @@
           <w:u w:val="single"/>
           <w:lang w:val="pt-BR"/>
         </w:rPr>
-        <w:t>realiza</w:t>
+        <w:t>1</w:t>
       </w:r>
       <w:r>
         <w:rPr>
@@ -2637,7 +2748,7 @@
           <w:u w:val="single"/>
           <w:lang w:val="pt-BR"/>
         </w:rPr>
-        <w:t>--- (</w:t>
+        <w:t xml:space="preserve">) </w:t>
       </w:r>
       <w:r>
         <w:rPr>
@@ -2646,6 +2757,35 @@
           <w:u w:val="single"/>
           <w:lang w:val="pt-BR"/>
         </w:rPr>
+        <w:t>PRODUTOS</w:t>
+      </w:r>
+    </w:p>
+    <w:p>
+      <w:pPr>
+        <w:spacing w:after="20"/>
+        <w:rPr>
+          <w:color w:val="00B0F0"/>
+          <w:sz w:val="16"/>
+          <w:u w:val="single"/>
+          <w:lang w:val="pt-BR"/>
+        </w:rPr>
+      </w:pPr>
+      <w:r>
+        <w:rPr>
+          <w:color w:val="00B0F0"/>
+          <w:sz w:val="16"/>
+          <w:u w:val="single"/>
+          <w:lang w:val="pt-BR"/>
+        </w:rPr>
+        <w:t>PRODUTOS (</w:t>
+      </w:r>
+      <w:r>
+        <w:rPr>
+          <w:color w:val="00B0F0"/>
+          <w:sz w:val="16"/>
+          <w:u w:val="single"/>
+          <w:lang w:val="pt-BR"/>
+        </w:rPr>
         <w:t>1</w:t>
       </w:r>
       <w:r>
@@ -2673,7 +2813,7 @@
           <w:u w:val="single"/>
           <w:lang w:val="pt-BR"/>
         </w:rPr>
-        <w:t xml:space="preserve">) </w:t>
+        <w:t>) --- pertence --- (</w:t>
       </w:r>
       <w:r>
         <w:rPr>
@@ -2682,7 +2822,34 @@
           <w:u w:val="single"/>
           <w:lang w:val="pt-BR"/>
         </w:rPr>
-        <w:t xml:space="preserve">PEDIDO. </w:t>
+        <w:t>1</w:t>
+      </w:r>
+      <w:r>
+        <w:rPr>
+          <w:color w:val="00B0F0"/>
+          <w:sz w:val="16"/>
+          <w:u w:val="single"/>
+          <w:lang w:val="pt-BR"/>
+        </w:rPr>
+        <w:t>,</w:t>
+      </w:r>
+      <w:r>
+        <w:rPr>
+          <w:color w:val="00B0F0"/>
+          <w:sz w:val="16"/>
+          <w:u w:val="single"/>
+          <w:lang w:val="pt-BR"/>
+        </w:rPr>
+        <w:t>n</w:t>
+      </w:r>
+      <w:r>
+        <w:rPr>
+          <w:color w:val="00B0F0"/>
+          <w:sz w:val="16"/>
+          <w:u w:val="single"/>
+          <w:lang w:val="pt-BR"/>
+        </w:rPr>
+        <w:t>) CATEGORIAS.</w:t>
       </w:r>
     </w:p>
     <w:p>
@@ -2702,7 +2869,7 @@
           <w:u w:val="single"/>
           <w:lang w:val="pt-BR"/>
         </w:rPr>
-        <w:t>PEDIDO (</w:t>
+        <w:t>FUNCIONARIOS (</w:t>
       </w:r>
       <w:r>
         <w:rPr>
@@ -2738,7 +2905,7 @@
           <w:u w:val="single"/>
           <w:lang w:val="pt-BR"/>
         </w:rPr>
-        <w:t xml:space="preserve">) --- </w:t>
+        <w:t>) --- preparam --- (</w:t>
       </w:r>
       <w:r>
         <w:rPr>
@@ -2747,7 +2914,7 @@
           <w:u w:val="single"/>
           <w:lang w:val="pt-BR"/>
         </w:rPr>
-        <w:t>possui ---</w:t>
+        <w:t>1</w:t>
       </w:r>
       <w:r>
         <w:rPr>
@@ -2756,7 +2923,7 @@
           <w:u w:val="single"/>
           <w:lang w:val="pt-BR"/>
         </w:rPr>
-        <w:t xml:space="preserve"> (</w:t>
+        <w:t>,</w:t>
       </w:r>
       <w:r>
         <w:rPr>
@@ -2774,254 +2941,7 @@
           <w:u w:val="single"/>
           <w:lang w:val="pt-BR"/>
         </w:rPr>
-        <w:t>,</w:t>
-      </w:r>
-      <w:r>
-        <w:rPr>
-          <w:color w:val="00B0F0"/>
-          <w:sz w:val="16"/>
-          <w:u w:val="single"/>
-          <w:lang w:val="pt-BR"/>
-        </w:rPr>
-        <w:t>1</w:t>
-      </w:r>
-      <w:r>
-        <w:rPr>
-          <w:color w:val="00B0F0"/>
-          <w:sz w:val="16"/>
-          <w:u w:val="single"/>
-          <w:lang w:val="pt-BR"/>
-        </w:rPr>
-        <w:t xml:space="preserve">) </w:t>
-      </w:r>
-      <w:r>
-        <w:rPr>
-          <w:color w:val="00B0F0"/>
-          <w:sz w:val="16"/>
-          <w:u w:val="single"/>
-          <w:lang w:val="pt-BR"/>
-        </w:rPr>
-        <w:t>PRODUTOS</w:t>
-      </w:r>
-    </w:p>
-    <w:p>
-      <w:pPr>
-        <w:spacing w:after="20"/>
-        <w:rPr>
-          <w:color w:val="00B0F0"/>
-          <w:sz w:val="16"/>
-          <w:u w:val="single"/>
-          <w:lang w:val="pt-BR"/>
-        </w:rPr>
-      </w:pPr>
-      <w:r>
-        <w:rPr>
-          <w:color w:val="00B0F0"/>
-          <w:sz w:val="16"/>
-          <w:u w:val="single"/>
-          <w:lang w:val="pt-BR"/>
-        </w:rPr>
-        <w:t>PRODUTOS (</w:t>
-      </w:r>
-      <w:r>
-        <w:rPr>
-          <w:color w:val="00B0F0"/>
-          <w:sz w:val="16"/>
-          <w:u w:val="single"/>
-          <w:lang w:val="pt-BR"/>
-        </w:rPr>
-        <w:t>1</w:t>
-      </w:r>
-      <w:r>
-        <w:rPr>
-          <w:color w:val="00B0F0"/>
-          <w:sz w:val="16"/>
-          <w:u w:val="single"/>
-          <w:lang w:val="pt-BR"/>
-        </w:rPr>
-        <w:t>,</w:t>
-      </w:r>
-      <w:r>
-        <w:rPr>
-          <w:color w:val="00B0F0"/>
-          <w:sz w:val="16"/>
-          <w:u w:val="single"/>
-          <w:lang w:val="pt-BR"/>
-        </w:rPr>
-        <w:t>1</w:t>
-      </w:r>
-      <w:r>
-        <w:rPr>
-          <w:color w:val="00B0F0"/>
-          <w:sz w:val="16"/>
-          <w:u w:val="single"/>
-          <w:lang w:val="pt-BR"/>
-        </w:rPr>
-        <w:t>) --- pertence --- (</w:t>
-      </w:r>
-      <w:r>
-        <w:rPr>
-          <w:color w:val="00B0F0"/>
-          <w:sz w:val="16"/>
-          <w:u w:val="single"/>
-          <w:lang w:val="pt-BR"/>
-        </w:rPr>
-        <w:t>1</w:t>
-      </w:r>
-      <w:r>
-        <w:rPr>
-          <w:color w:val="00B0F0"/>
-          <w:sz w:val="16"/>
-          <w:u w:val="single"/>
-          <w:lang w:val="pt-BR"/>
-        </w:rPr>
-        <w:t>,</w:t>
-      </w:r>
-      <w:r>
-        <w:rPr>
-          <w:color w:val="00B0F0"/>
-          <w:sz w:val="16"/>
-          <w:u w:val="single"/>
-          <w:lang w:val="pt-BR"/>
-        </w:rPr>
-        <w:t>n</w:t>
-      </w:r>
-      <w:r>
-        <w:rPr>
-          <w:color w:val="00B0F0"/>
-          <w:sz w:val="16"/>
-          <w:u w:val="single"/>
-          <w:lang w:val="pt-BR"/>
-        </w:rPr>
-        <w:t>) CATEGORIAS.</w:t>
-      </w:r>
-    </w:p>
-    <w:p>
-      <w:pPr>
-        <w:spacing w:after="20"/>
-        <w:rPr>
-          <w:color w:val="00B0F0"/>
-          <w:sz w:val="16"/>
-          <w:u w:val="single"/>
-          <w:lang w:val="pt-BR"/>
-        </w:rPr>
-      </w:pPr>
-      <w:r>
-        <w:rPr>
-          <w:color w:val="00B0F0"/>
-          <w:sz w:val="16"/>
-          <w:u w:val="single"/>
-          <w:lang w:val="pt-BR"/>
-        </w:rPr>
-        <w:t>FUNCIONARIOS</w:t>
-      </w:r>
-      <w:r>
-        <w:rPr>
-          <w:color w:val="00B0F0"/>
-          <w:sz w:val="16"/>
-          <w:u w:val="single"/>
-          <w:lang w:val="pt-BR"/>
-        </w:rPr>
-        <w:t xml:space="preserve"> (</w:t>
-      </w:r>
-      <w:r>
-        <w:rPr>
-          <w:color w:val="00B0F0"/>
-          <w:sz w:val="16"/>
-          <w:u w:val="single"/>
-          <w:lang w:val="pt-BR"/>
-        </w:rPr>
-        <w:t>1</w:t>
-      </w:r>
-      <w:r>
-        <w:rPr>
-          <w:color w:val="00B0F0"/>
-          <w:sz w:val="16"/>
-          <w:u w:val="single"/>
-          <w:lang w:val="pt-BR"/>
-        </w:rPr>
-        <w:t>,</w:t>
-      </w:r>
-      <w:r>
-        <w:rPr>
-          <w:color w:val="00B0F0"/>
-          <w:sz w:val="16"/>
-          <w:u w:val="single"/>
-          <w:lang w:val="pt-BR"/>
-        </w:rPr>
-        <w:t>n</w:t>
-      </w:r>
-      <w:r>
-        <w:rPr>
-          <w:color w:val="00B0F0"/>
-          <w:sz w:val="16"/>
-          <w:u w:val="single"/>
-          <w:lang w:val="pt-BR"/>
-        </w:rPr>
-        <w:t xml:space="preserve">) --- </w:t>
-      </w:r>
-      <w:r>
-        <w:rPr>
-          <w:color w:val="00B0F0"/>
-          <w:sz w:val="16"/>
-          <w:u w:val="single"/>
-          <w:lang w:val="pt-BR"/>
-        </w:rPr>
-        <w:t xml:space="preserve">preparam </w:t>
-      </w:r>
-      <w:r>
-        <w:rPr>
-          <w:color w:val="00B0F0"/>
-          <w:sz w:val="16"/>
-          <w:u w:val="single"/>
-          <w:lang w:val="pt-BR"/>
-        </w:rPr>
-        <w:t>--- (</w:t>
-      </w:r>
-      <w:r>
-        <w:rPr>
-          <w:color w:val="00B0F0"/>
-          <w:sz w:val="16"/>
-          <w:u w:val="single"/>
-          <w:lang w:val="pt-BR"/>
-        </w:rPr>
-        <w:t>1</w:t>
-      </w:r>
-      <w:r>
-        <w:rPr>
-          <w:color w:val="00B0F0"/>
-          <w:sz w:val="16"/>
-          <w:u w:val="single"/>
-          <w:lang w:val="pt-BR"/>
-        </w:rPr>
-        <w:t>,</w:t>
-      </w:r>
-      <w:r>
-        <w:rPr>
-          <w:color w:val="00B0F0"/>
-          <w:sz w:val="16"/>
-          <w:u w:val="single"/>
-          <w:lang w:val="pt-BR"/>
-        </w:rPr>
-        <w:t>1</w:t>
-      </w:r>
-      <w:r>
-        <w:rPr>
-          <w:color w:val="00B0F0"/>
-          <w:sz w:val="16"/>
-          <w:u w:val="single"/>
-          <w:lang w:val="pt-BR"/>
-        </w:rPr>
-        <w:t xml:space="preserve">) </w:t>
-      </w:r>
-      <w:r>
-        <w:rPr>
-          <w:color w:val="00B0F0"/>
-          <w:sz w:val="16"/>
-          <w:u w:val="single"/>
-          <w:lang w:val="pt-BR"/>
-        </w:rPr>
-        <w:t>PRODUTOS.</w:t>
+        <w:t>) PRODUTOS.</w:t>
       </w:r>
     </w:p>
     <w:p>
@@ -3212,13 +3132,7 @@
         <w:rPr>
           <w:lang w:val="pt-BR"/>
         </w:rPr>
-        <w:t>Q</w:t>
-      </w:r>
-      <w:r>
-        <w:rPr>
-          <w:lang w:val="pt-BR"/>
-        </w:rPr>
-        <w:t>uestão 16 — Cardinalidade N:N</w:t>
+        <w:t>Questão 16 — Cardinalidade N:N</w:t>
       </w:r>
     </w:p>
     <w:p>
@@ -3418,30 +3332,14 @@
         <w:rPr>
           <w:lang w:val="pt-BR"/>
         </w:rPr>
-        <w:t>Considere as tabelas CLIENTE(id_cliente, nome) e PEDIDO(</w:t>
-      </w:r>
-      <w:proofErr w:type="spellStart"/>
-      <w:r>
-        <w:rPr>
-          <w:lang w:val="pt-BR"/>
-        </w:rPr>
-        <w:t>id_pedido</w:t>
-      </w:r>
-      <w:proofErr w:type="spellEnd"/>
-      <w:r>
-        <w:rPr>
-          <w:lang w:val="pt-BR"/>
-        </w:rPr>
-        <w:t xml:space="preserve">, data, id_cliente). Qual campo funciona como FK em PEDIDO? O que ele </w:t>
-      </w:r>
-      <w:proofErr w:type="spellStart"/>
-      <w:r>
-        <w:rPr>
-          <w:lang w:val="pt-BR"/>
-        </w:rPr>
-        <w:t>referencia</w:t>
-      </w:r>
-      <w:proofErr w:type="spellEnd"/>
+        <w:t xml:space="preserve">Considere as tabelas CLIENTE(id_cliente, nome) e PEDIDO(id_pedido, data, id_cliente). Qual campo funciona como FK em PEDIDO? O que ele </w:t>
+      </w:r>
+      <w:r>
+        <w:rPr>
+          <w:lang w:val="pt-BR"/>
+        </w:rPr>
+        <w:t>referência</w:t>
+      </w:r>
       <w:r>
         <w:rPr>
           <w:lang w:val="pt-BR"/>
@@ -3453,72 +3351,129 @@
       <w:pPr>
         <w:spacing w:after="20"/>
         <w:rPr>
-          <w:lang w:val="pt-BR"/>
-        </w:rPr>
-      </w:pPr>
-      <w:r>
-        <w:rPr>
-          <w:color w:val="B7B7B7"/>
-          <w:sz w:val="16"/>
-          <w:lang w:val="pt-BR"/>
-        </w:rPr>
-        <w:t>__________________________________________________________________________________</w:t>
-      </w:r>
-      <w:r>
-        <w:rPr>
-          <w:color w:val="B7B7B7"/>
-          <w:sz w:val="16"/>
-          <w:lang w:val="pt-BR"/>
-        </w:rPr>
-        <w:t>_______________________________________________________</w:t>
-      </w:r>
-    </w:p>
-    <w:p>
-      <w:pPr>
-        <w:spacing w:after="20"/>
-        <w:rPr>
-          <w:lang w:val="pt-BR"/>
-        </w:rPr>
-      </w:pPr>
-      <w:r>
-        <w:rPr>
-          <w:color w:val="B7B7B7"/>
-          <w:sz w:val="16"/>
-          <w:lang w:val="pt-BR"/>
-        </w:rPr>
-        <w:t>________________________________________________________________________________</w:t>
-      </w:r>
-      <w:r>
-        <w:rPr>
-          <w:color w:val="B7B7B7"/>
-          <w:sz w:val="16"/>
-          <w:lang w:val="pt-BR"/>
-        </w:rPr>
-        <w:t>_________________________________________________________</w:t>
-      </w:r>
-    </w:p>
-    <w:p>
-      <w:pPr>
-        <w:spacing w:after="20"/>
-        <w:rPr>
-          <w:lang w:val="pt-BR"/>
-        </w:rPr>
-      </w:pPr>
-      <w:r>
-        <w:rPr>
-          <w:color w:val="B7B7B7"/>
-          <w:sz w:val="16"/>
-          <w:lang w:val="pt-BR"/>
-        </w:rPr>
-        <w:t>________________________________________________________________________________</w:t>
-      </w:r>
-      <w:r>
-        <w:rPr>
-          <w:color w:val="B7B7B7"/>
-          <w:sz w:val="16"/>
-          <w:lang w:val="pt-BR"/>
-        </w:rPr>
-        <w:t>_________________________________________________________</w:t>
+          <w:color w:val="00B0F0"/>
+          <w:lang w:val="pt-BR"/>
+        </w:rPr>
+      </w:pPr>
+      <w:r>
+        <w:rPr>
+          <w:color w:val="00B0F0"/>
+          <w:sz w:val="16"/>
+          <w:lang w:val="pt-BR"/>
+        </w:rPr>
+        <w:t>O campo “id_</w:t>
+      </w:r>
+      <w:r>
+        <w:rPr>
+          <w:color w:val="00B0F0"/>
+          <w:sz w:val="16"/>
+          <w:lang w:val="pt-BR"/>
+        </w:rPr>
+        <w:t>cliente</w:t>
+      </w:r>
+      <w:r>
+        <w:rPr>
+          <w:color w:val="00B0F0"/>
+          <w:sz w:val="16"/>
+          <w:lang w:val="pt-BR"/>
+        </w:rPr>
+        <w:t>” está servindo como FK (foreign key)</w:t>
+      </w:r>
+      <w:r>
+        <w:rPr>
+          <w:color w:val="00B0F0"/>
+          <w:sz w:val="16"/>
+          <w:lang w:val="pt-BR"/>
+        </w:rPr>
+        <w:t xml:space="preserve">, ele está referenciando o campo de mesmo nome “id_cliente”, no caso </w:t>
+      </w:r>
+      <w:r>
+        <w:rPr>
+          <w:color w:val="00B0F0"/>
+          <w:sz w:val="16"/>
+          <w:lang w:val="pt-BR"/>
+        </w:rPr>
+        <w:t>a chave primária d</w:t>
+      </w:r>
+      <w:r>
+        <w:rPr>
+          <w:color w:val="00B0F0"/>
+          <w:sz w:val="16"/>
+          <w:lang w:val="pt-BR"/>
+        </w:rPr>
+        <w:t>a</w:t>
+      </w:r>
+      <w:r>
+        <w:rPr>
+          <w:color w:val="00B0F0"/>
+          <w:sz w:val="16"/>
+          <w:lang w:val="pt-BR"/>
+        </w:rPr>
+        <w:t xml:space="preserve"> outra tabela</w:t>
+      </w:r>
+      <w:r>
+        <w:rPr>
+          <w:color w:val="00B0F0"/>
+          <w:sz w:val="16"/>
+          <w:lang w:val="pt-BR"/>
+        </w:rPr>
+        <w:t>, servindo</w:t>
+      </w:r>
+      <w:r>
+        <w:rPr>
+          <w:color w:val="00B0F0"/>
+          <w:sz w:val="16"/>
+          <w:lang w:val="pt-BR"/>
+        </w:rPr>
+        <w:t xml:space="preserve"> para estabelecer </w:t>
+      </w:r>
+      <w:r>
+        <w:rPr>
+          <w:color w:val="00B0F0"/>
+          <w:sz w:val="16"/>
+          <w:lang w:val="pt-BR"/>
+        </w:rPr>
+        <w:t xml:space="preserve">uma relação </w:t>
+      </w:r>
+      <w:r>
+        <w:rPr>
+          <w:color w:val="00B0F0"/>
+          <w:sz w:val="16"/>
+          <w:lang w:val="pt-BR"/>
+        </w:rPr>
+        <w:t xml:space="preserve">entre </w:t>
+      </w:r>
+      <w:r>
+        <w:rPr>
+          <w:color w:val="00B0F0"/>
+          <w:sz w:val="16"/>
+          <w:lang w:val="pt-BR"/>
+        </w:rPr>
+        <w:t xml:space="preserve">as </w:t>
+      </w:r>
+      <w:r>
+        <w:rPr>
+          <w:color w:val="00B0F0"/>
+          <w:sz w:val="16"/>
+          <w:lang w:val="pt-BR"/>
+        </w:rPr>
+        <w:t xml:space="preserve">tabelas </w:t>
+      </w:r>
+      <w:r>
+        <w:rPr>
+          <w:color w:val="00B0F0"/>
+          <w:sz w:val="16"/>
+          <w:lang w:val="pt-BR"/>
+        </w:rPr>
+        <w:t>“CLIENTE” e “PEDIDO”</w:t>
+      </w:r>
+      <w:r>
+        <w:rPr>
+          <w:color w:val="00B0F0"/>
+          <w:sz w:val="16"/>
+          <w:lang w:val="pt-BR"/>
+        </w:rPr>
+        <w:t>, evitando principalmente problemas de inconsistência de dados.</w:t>
       </w:r>
     </w:p>
     <w:p>
@@ -3545,21 +3500,7 @@
         <w:rPr>
           <w:lang w:val="pt-BR"/>
         </w:rPr>
-        <w:t xml:space="preserve">Analise a representação abaixo e responda: a) identifique duas relações 1:N; b) indique onde seria esperado encontrar </w:t>
-      </w:r>
-      <w:proofErr w:type="spellStart"/>
-      <w:r>
-        <w:rPr>
-          <w:lang w:val="pt-BR"/>
-        </w:rPr>
-        <w:t>FKs</w:t>
-      </w:r>
-      <w:proofErr w:type="spellEnd"/>
-      <w:r>
-        <w:rPr>
-          <w:lang w:val="pt-BR"/>
-        </w:rPr>
-        <w:t>; c) explique por que ITEM_PEDIDO é importante.</w:t>
+        <w:t>Analise a representação abaixo e responda: a) identifique duas relações 1:N; b) indique onde seria esperado encontrar FKs; c) explique por que ITEM_PEDIDO é importante.</w:t>
       </w:r>
     </w:p>
     <w:p>
@@ -3603,72 +3544,41 @@
       <w:pPr>
         <w:spacing w:after="20"/>
         <w:rPr>
-          <w:lang w:val="pt-BR"/>
-        </w:rPr>
-      </w:pPr>
-      <w:r>
-        <w:rPr>
-          <w:color w:val="B7B7B7"/>
-          <w:sz w:val="16"/>
-          <w:lang w:val="pt-BR"/>
-        </w:rPr>
-        <w:t>__________________________________________________________________________________</w:t>
-      </w:r>
-      <w:r>
-        <w:rPr>
-          <w:color w:val="B7B7B7"/>
-          <w:sz w:val="16"/>
-          <w:lang w:val="pt-BR"/>
-        </w:rPr>
-        <w:t>_______________________________________________________</w:t>
-      </w:r>
-    </w:p>
-    <w:p>
-      <w:pPr>
-        <w:spacing w:after="20"/>
-        <w:rPr>
-          <w:lang w:val="pt-BR"/>
-        </w:rPr>
-      </w:pPr>
-      <w:r>
-        <w:rPr>
-          <w:color w:val="B7B7B7"/>
-          <w:sz w:val="16"/>
-          <w:lang w:val="pt-BR"/>
-        </w:rPr>
-        <w:t>________________________________________________________________________________</w:t>
-      </w:r>
-      <w:r>
-        <w:rPr>
-          <w:color w:val="B7B7B7"/>
-          <w:sz w:val="16"/>
-          <w:lang w:val="pt-BR"/>
-        </w:rPr>
-        <w:t>_________________________________________________________</w:t>
-      </w:r>
-    </w:p>
-    <w:p>
-      <w:pPr>
-        <w:spacing w:after="20"/>
-        <w:rPr>
-          <w:lang w:val="pt-BR"/>
-        </w:rPr>
-      </w:pPr>
-      <w:r>
-        <w:rPr>
-          <w:color w:val="B7B7B7"/>
-          <w:sz w:val="16"/>
-          <w:lang w:val="pt-BR"/>
-        </w:rPr>
-        <w:t>________________________________________________________________________________</w:t>
-      </w:r>
-      <w:r>
-        <w:rPr>
-          <w:color w:val="B7B7B7"/>
-          <w:sz w:val="16"/>
-          <w:lang w:val="pt-BR"/>
-        </w:rPr>
-        <w:t>_________________________________________________________</w:t>
+          <w:color w:val="00B0F0"/>
+          <w:lang w:val="pt-BR"/>
+        </w:rPr>
+      </w:pPr>
+      <w:r>
+        <w:rPr>
+          <w:color w:val="00B0F0"/>
+          <w:sz w:val="16"/>
+          <w:lang w:val="pt-BR"/>
+        </w:rPr>
+        <w:t xml:space="preserve">As relações 1:N podem ser identificadas como as relações de PRODUTO e PEDIDO, neste caso seriam </w:t>
+      </w:r>
+      <w:r>
+        <w:rPr>
+          <w:color w:val="00B0F0"/>
+          <w:sz w:val="16"/>
+          <w:lang w:val="pt-BR"/>
+        </w:rPr>
+        <w:t>encontradas</w:t>
+      </w:r>
+      <w:r>
+        <w:rPr>
+          <w:color w:val="00B0F0"/>
+          <w:sz w:val="16"/>
+          <w:lang w:val="pt-BR"/>
+        </w:rPr>
+        <w:t xml:space="preserve"> as FKs na entidade associativa gerada por essa relação, ITEM_PEDIDO, </w:t>
+      </w:r>
+      <w:r>
+        <w:rPr>
+          <w:color w:val="00B0F0"/>
+          <w:sz w:val="16"/>
+          <w:lang w:val="pt-BR"/>
+        </w:rPr>
+        <w:t>essa entidade é geralmente utilizada para representar relacionamentos complexos, quando há uma necessidade de armazenar informações das duas entidades em uma relação.</w:t>
       </w:r>
     </w:p>
     <w:p>
@@ -3758,215 +3668,108 @@
     </w:p>
     <w:p>
       <w:pPr>
+        <w:pStyle w:val="Ttulo2"/>
+        <w:rPr>
+          <w:rFonts w:ascii="Aptos" w:eastAsiaTheme="minorEastAsia" w:hAnsi="Aptos" w:cstheme="minorBidi"/>
+          <w:b w:val="0"/>
+          <w:bCs w:val="0"/>
+          <w:color w:val="00B0F0"/>
+          <w:sz w:val="16"/>
+          <w:szCs w:val="22"/>
+          <w:lang w:val="pt-BR"/>
+        </w:rPr>
+      </w:pPr>
+      <w:r>
+        <w:rPr>
+          <w:rFonts w:ascii="Aptos" w:eastAsiaTheme="minorEastAsia" w:hAnsi="Aptos" w:cstheme="minorBidi"/>
+          <w:b w:val="0"/>
+          <w:bCs w:val="0"/>
+          <w:color w:val="00B0F0"/>
+          <w:sz w:val="16"/>
+          <w:szCs w:val="22"/>
+          <w:lang w:val="pt-BR"/>
+        </w:rPr>
+        <w:t>Um Dicionário de Dados é crucial, uma vez que é um documento que fornece detalhes sobre todos os dados armazenados em um banco de dados. Nele, há descrições de tabelas, campos e a interpretação de cada um. Normalmente, é utilizado para aqueles que necessitam compreender o significado de cada dado e a forma como é referido.</w:t>
+      </w:r>
+    </w:p>
+    <w:p>
+      <w:pPr>
+        <w:pStyle w:val="Ttulo2"/>
+        <w:rPr>
+          <w:lang w:val="pt-BR"/>
+        </w:rPr>
+      </w:pPr>
+      <w:r>
+        <w:rPr>
+          <w:lang w:val="pt-BR"/>
+        </w:rPr>
+        <w:t>Questão 21 — Nomes significativos</w:t>
+      </w:r>
+    </w:p>
+    <w:p>
+      <w:pPr>
+        <w:rPr>
+          <w:lang w:val="pt-BR"/>
+        </w:rPr>
+      </w:pPr>
+      <w:r>
+        <w:rPr>
+          <w:lang w:val="pt-BR"/>
+        </w:rPr>
+        <w:t>Compare os campos “cod1”, “txt2” e “</w:t>
+      </w:r>
+      <w:proofErr w:type="spellStart"/>
+      <w:r>
+        <w:rPr>
+          <w:lang w:val="pt-BR"/>
+        </w:rPr>
+        <w:t>info</w:t>
+      </w:r>
+      <w:proofErr w:type="spellEnd"/>
+      <w:r>
+        <w:rPr>
+          <w:lang w:val="pt-BR"/>
+        </w:rPr>
+        <w:t>” com “id_cliente”, “nome_cliente” e “</w:t>
+      </w:r>
+      <w:proofErr w:type="spellStart"/>
+      <w:r>
+        <w:rPr>
+          <w:lang w:val="pt-BR"/>
+        </w:rPr>
+        <w:t>status_pedido</w:t>
+      </w:r>
+      <w:proofErr w:type="spellEnd"/>
+      <w:r>
+        <w:rPr>
+          <w:lang w:val="pt-BR"/>
+        </w:rPr>
+        <w:t>”. Qual grupo é mais adequado? Explique o impacto da nomenclatura na manutenção do sistema.</w:t>
+      </w:r>
+    </w:p>
+    <w:p>
+      <w:pPr>
         <w:spacing w:after="20"/>
         <w:rPr>
-          <w:lang w:val="pt-BR"/>
-        </w:rPr>
-      </w:pPr>
-      <w:r>
-        <w:rPr>
-          <w:color w:val="B7B7B7"/>
-          <w:sz w:val="16"/>
-          <w:lang w:val="pt-BR"/>
-        </w:rPr>
-        <w:t>__________________________________________________________________________________</w:t>
-      </w:r>
-      <w:r>
-        <w:rPr>
-          <w:color w:val="B7B7B7"/>
-          <w:sz w:val="16"/>
-          <w:lang w:val="pt-BR"/>
-        </w:rPr>
-        <w:t>_______________________________________________________</w:t>
-      </w:r>
-    </w:p>
-    <w:p>
-      <w:pPr>
-        <w:spacing w:after="20"/>
-        <w:rPr>
-          <w:lang w:val="pt-BR"/>
-        </w:rPr>
-      </w:pPr>
-      <w:r>
-        <w:rPr>
-          <w:color w:val="B7B7B7"/>
-          <w:sz w:val="16"/>
-          <w:lang w:val="pt-BR"/>
-        </w:rPr>
-        <w:t>________________________________________________________________________________</w:t>
-      </w:r>
-      <w:r>
-        <w:rPr>
-          <w:color w:val="B7B7B7"/>
-          <w:sz w:val="16"/>
-          <w:lang w:val="pt-BR"/>
-        </w:rPr>
-        <w:t>_________________________________________________________</w:t>
-      </w:r>
-    </w:p>
-    <w:p>
-      <w:pPr>
-        <w:spacing w:after="20"/>
-        <w:rPr>
-          <w:lang w:val="pt-BR"/>
-        </w:rPr>
-      </w:pPr>
-      <w:r>
-        <w:rPr>
-          <w:color w:val="B7B7B7"/>
-          <w:sz w:val="16"/>
-          <w:lang w:val="pt-BR"/>
-        </w:rPr>
-        <w:t>________________________________________________________________________________</w:t>
-      </w:r>
-      <w:r>
-        <w:rPr>
-          <w:color w:val="B7B7B7"/>
-          <w:sz w:val="16"/>
-          <w:lang w:val="pt-BR"/>
-        </w:rPr>
-        <w:t>_________________________________________________________</w:t>
-      </w:r>
-    </w:p>
-    <w:p>
-      <w:pPr>
-        <w:pStyle w:val="Ttulo2"/>
-        <w:rPr>
-          <w:lang w:val="pt-BR"/>
-        </w:rPr>
-      </w:pPr>
-      <w:r>
-        <w:rPr>
-          <w:lang w:val="pt-BR"/>
-        </w:rPr>
-        <w:t>Questão 21 — Nomes significativos</w:t>
-      </w:r>
-    </w:p>
-    <w:p>
-      <w:pPr>
-        <w:rPr>
-          <w:lang w:val="pt-BR"/>
-        </w:rPr>
-      </w:pPr>
-      <w:r>
-        <w:rPr>
-          <w:lang w:val="pt-BR"/>
-        </w:rPr>
-        <w:t>Compare os campos “cod1”, “txt2” e “</w:t>
-      </w:r>
-      <w:proofErr w:type="spellStart"/>
-      <w:r>
-        <w:rPr>
-          <w:lang w:val="pt-BR"/>
-        </w:rPr>
-        <w:t>info</w:t>
-      </w:r>
-      <w:proofErr w:type="spellEnd"/>
-      <w:r>
-        <w:rPr>
-          <w:lang w:val="pt-BR"/>
-        </w:rPr>
-        <w:t>” com “id_cliente”, “</w:t>
-      </w:r>
-      <w:proofErr w:type="spellStart"/>
-      <w:r>
-        <w:rPr>
-          <w:lang w:val="pt-BR"/>
-        </w:rPr>
-        <w:t>nome_cliente</w:t>
-      </w:r>
-      <w:proofErr w:type="spellEnd"/>
-      <w:r>
-        <w:rPr>
-          <w:lang w:val="pt-BR"/>
-        </w:rPr>
-        <w:t>” e “</w:t>
-      </w:r>
-      <w:proofErr w:type="spellStart"/>
-      <w:r>
-        <w:rPr>
-          <w:lang w:val="pt-BR"/>
-        </w:rPr>
-        <w:t>status_pedido</w:t>
-      </w:r>
-      <w:proofErr w:type="spellEnd"/>
-      <w:r>
-        <w:rPr>
-          <w:lang w:val="pt-BR"/>
-        </w:rPr>
-        <w:t>”. Qual grupo é mais adequado? Explique o impacto da nomenclatura na manutenção do sistema.</w:t>
-      </w:r>
-    </w:p>
-    <w:p>
-      <w:pPr>
-        <w:spacing w:after="20"/>
-        <w:rPr>
-          <w:lang w:val="pt-BR"/>
-        </w:rPr>
-      </w:pPr>
-      <w:r>
-        <w:rPr>
-          <w:color w:val="B7B7B7"/>
-          <w:sz w:val="16"/>
-          <w:lang w:val="pt-BR"/>
-        </w:rPr>
-        <w:t>__________________________________________________________________________________</w:t>
-      </w:r>
-      <w:r>
-        <w:rPr>
-          <w:color w:val="B7B7B7"/>
-          <w:sz w:val="16"/>
-          <w:lang w:val="pt-BR"/>
-        </w:rPr>
-        <w:t>_______________________________________________________</w:t>
-      </w:r>
-    </w:p>
-    <w:p>
-      <w:pPr>
-        <w:spacing w:after="20"/>
-        <w:rPr>
-          <w:lang w:val="pt-BR"/>
-        </w:rPr>
-      </w:pPr>
-      <w:r>
-        <w:rPr>
-          <w:color w:val="B7B7B7"/>
-          <w:sz w:val="16"/>
-          <w:lang w:val="pt-BR"/>
-        </w:rPr>
-        <w:t>________________________________________________________________________________</w:t>
-      </w:r>
-      <w:r>
-        <w:rPr>
-          <w:color w:val="B7B7B7"/>
-          <w:sz w:val="16"/>
-          <w:lang w:val="pt-BR"/>
-        </w:rPr>
-        <w:t>_________________________________________________________</w:t>
-      </w:r>
-    </w:p>
-    <w:p>
-      <w:pPr>
-        <w:spacing w:after="20"/>
-        <w:rPr>
-          <w:lang w:val="pt-BR"/>
-        </w:rPr>
-      </w:pPr>
-      <w:r>
-        <w:rPr>
-          <w:color w:val="B7B7B7"/>
-          <w:sz w:val="16"/>
-          <w:lang w:val="pt-BR"/>
-        </w:rPr>
-        <w:t>________________________________________________________________________________</w:t>
-      </w:r>
-      <w:r>
-        <w:rPr>
-          <w:color w:val="B7B7B7"/>
-          <w:sz w:val="16"/>
-          <w:lang w:val="pt-BR"/>
-        </w:rPr>
-        <w:t>_________________________________________________________</w:t>
+          <w:color w:val="00B0F0"/>
+          <w:lang w:val="pt-BR"/>
+        </w:rPr>
+      </w:pPr>
+      <w:r>
+        <w:rPr>
+          <w:color w:val="00B0F0"/>
+          <w:sz w:val="16"/>
+          <w:lang w:val="pt-BR"/>
+        </w:rPr>
+        <w:t xml:space="preserve">O segundo grupo apresenta modelos de nomenclatura mais apropriados para serem usados em um sistema, os nomes devem ser claros e bem definidos, de forma que </w:t>
+      </w:r>
+      <w:r>
+        <w:rPr>
+          <w:color w:val="00B0F0"/>
+          <w:sz w:val="16"/>
+          <w:lang w:val="pt-BR"/>
+        </w:rPr>
+        <w:t>ao ler serem lidos indiquem de forma simples e direta do que se tratam, facilitando assim a manutenção e uso do sistema por pessoas diferentes.</w:t>
       </w:r>
     </w:p>
     <w:p>
@@ -4260,19 +4063,11 @@
             </w:tcMar>
           </w:tcPr>
           <w:p>
-            <w:proofErr w:type="gramStart"/>
             <w:r>
               <w:rPr>
                 <w:sz w:val="17"/>
               </w:rPr>
-              <w:t>VARCHAR(</w:t>
-            </w:r>
-            <w:proofErr w:type="gramEnd"/>
-            <w:r>
-              <w:rPr>
-                <w:sz w:val="17"/>
-              </w:rPr>
-              <w:t>100)</w:t>
+              <w:t>VARCHAR(100)</w:t>
             </w:r>
           </w:p>
         </w:tc>
@@ -4368,19 +4163,11 @@
             </w:tcMar>
           </w:tcPr>
           <w:p>
-            <w:proofErr w:type="gramStart"/>
             <w:r>
               <w:rPr>
                 <w:sz w:val="17"/>
               </w:rPr>
-              <w:t>CHAR(</w:t>
-            </w:r>
-            <w:proofErr w:type="gramEnd"/>
-            <w:r>
-              <w:rPr>
-                <w:sz w:val="17"/>
-              </w:rPr>
-              <w:t>11)</w:t>
+              <w:t>CHAR(11)</w:t>
             </w:r>
           </w:p>
         </w:tc>
@@ -4476,19 +4263,11 @@
             </w:tcMar>
           </w:tcPr>
           <w:p>
-            <w:proofErr w:type="gramStart"/>
             <w:r>
               <w:rPr>
                 <w:sz w:val="17"/>
               </w:rPr>
-              <w:t>VARCHAR(</w:t>
-            </w:r>
-            <w:proofErr w:type="gramEnd"/>
-            <w:r>
-              <w:rPr>
-                <w:sz w:val="17"/>
-              </w:rPr>
-              <w:t>100)</w:t>
+              <w:t>VARCHAR(100)</w:t>
             </w:r>
           </w:p>
         </w:tc>
@@ -4584,19 +4363,11 @@
             </w:tcMar>
           </w:tcPr>
           <w:p>
-            <w:proofErr w:type="gramStart"/>
             <w:r>
               <w:rPr>
                 <w:sz w:val="17"/>
               </w:rPr>
-              <w:t>VARCHAR(</w:t>
-            </w:r>
-            <w:proofErr w:type="gramEnd"/>
-            <w:r>
-              <w:rPr>
-                <w:sz w:val="17"/>
-              </w:rPr>
-              <w:t>20)</w:t>
+              <w:t>VARCHAR(20)</w:t>
             </w:r>
           </w:p>
         </w:tc>
@@ -4822,6 +4593,30 @@
           <w:lang w:val="pt-BR"/>
         </w:rPr>
       </w:pPr>
+      <w:r>
+        <w:rPr>
+          <w:color w:val="B7B7B7"/>
+          <w:sz w:val="16"/>
+          <w:lang w:val="pt-BR"/>
+        </w:rPr>
+        <w:t xml:space="preserve">Regras de negócio definem como algo opera, de modo que estabelece </w:t>
+      </w:r>
+      <w:r>
+        <w:rPr>
+          <w:color w:val="B7B7B7"/>
+          <w:sz w:val="16"/>
+          <w:lang w:val="pt-BR"/>
+        </w:rPr>
+        <w:t>diretrizes, restrições e comportamentos para garantir a consistência e a qualidade dos dados armazenados.</w:t>
+      </w:r>
+      <w:r>
+        <w:rPr>
+          <w:color w:val="B7B7B7"/>
+          <w:sz w:val="16"/>
+          <w:lang w:val="pt-BR"/>
+        </w:rPr>
+        <w:t xml:space="preserve"> </w:t>
+      </w:r>
       <w:r>
         <w:rPr>
           <w:color w:val="B7B7B7"/>
@@ -5576,67 +5371,7 @@
               <w:rPr>
                 <w:lang w:val="pt-BR"/>
               </w:rPr>
-              <w:t>ria</w:t>
-            </w:r>
-            <w:r>
-              <w:rPr>
-                <w:lang w:val="pt-BR"/>
-              </w:rPr>
-              <w:t>r(create)</w:t>
-            </w:r>
-            <w:r>
-              <w:rPr>
-                <w:lang w:val="pt-BR"/>
-              </w:rPr>
-              <w:t xml:space="preserve"> um</w:t>
-            </w:r>
-            <w:r>
-              <w:rPr>
-                <w:lang w:val="pt-BR"/>
-              </w:rPr>
-              <w:t>a tabela(table)</w:t>
-            </w:r>
-            <w:r>
-              <w:rPr>
-                <w:lang w:val="pt-BR"/>
-              </w:rPr>
-              <w:t>, com o nome desejado logo após o “</w:t>
-            </w:r>
-            <w:r>
-              <w:rPr>
-                <w:lang w:val="pt-BR"/>
-              </w:rPr>
-              <w:t>TABLE</w:t>
-            </w:r>
-            <w:r>
-              <w:rPr>
-                <w:lang w:val="pt-BR"/>
-              </w:rPr>
-              <w:t xml:space="preserve">”. Ex: “CREATE DATABASE </w:t>
-            </w:r>
-            <w:r>
-              <w:rPr>
-                <w:lang w:val="pt-BR"/>
-              </w:rPr>
-              <w:t>nome</w:t>
-            </w:r>
-            <w:r>
-              <w:rPr>
-                <w:lang w:val="pt-BR"/>
-              </w:rPr>
-              <w:t>_</w:t>
-            </w:r>
-            <w:r>
-              <w:rPr>
-                <w:lang w:val="pt-BR"/>
-              </w:rPr>
-              <w:t>tabela</w:t>
-            </w:r>
-            <w:r>
-              <w:rPr>
-                <w:lang w:val="pt-BR"/>
-              </w:rPr>
-              <w:t>”</w:t>
+              <w:t>riar(create) uma tabela(table), com o nome desejado logo após o “TABLE”. Ex: “CREATE DATABASE nome_tabela”</w:t>
             </w:r>
             <w:r>
               <w:rPr>
@@ -6023,41 +5758,15 @@
       </w:r>
       <w:r>
         <w:br/>
-      </w:r>
-      <w:r>
-        <w:t xml:space="preserve">    nome </w:t>
-      </w:r>
-      <w:proofErr w:type="gramStart"/>
-      <w:r>
-        <w:t>VARCHAR(</w:t>
-      </w:r>
-      <w:proofErr w:type="gramEnd"/>
-      <w:r>
-        <w:t>100),</w:t>
+        <w:t xml:space="preserve">    nome VARCHAR(100),</w:t>
       </w:r>
       <w:r>
         <w:br/>
-        <w:t xml:space="preserve">    cpf </w:t>
-      </w:r>
-      <w:proofErr w:type="gramStart"/>
-      <w:r>
-        <w:t>CHAR(</w:t>
-      </w:r>
-      <w:proofErr w:type="gramEnd"/>
-      <w:r>
-        <w:t>11),</w:t>
+        <w:t xml:space="preserve">    cpf CHAR(11),</w:t>
       </w:r>
       <w:r>
         <w:br/>
-        <w:t xml:space="preserve">    email </w:t>
-      </w:r>
-      <w:proofErr w:type="gramStart"/>
-      <w:r>
-        <w:t>VARCHAR(</w:t>
-      </w:r>
-      <w:proofErr w:type="gramEnd"/>
-      <w:r>
-        <w:t>100)</w:t>
+        <w:t xml:space="preserve">    email VARCHAR(100)</w:t>
       </w:r>
       <w:r>
         <w:br/>
@@ -6139,13 +5848,7 @@
         <w:rPr>
           <w:lang w:val="pt-BR"/>
         </w:rPr>
-        <w:t>Q</w:t>
-      </w:r>
-      <w:r>
-        <w:rPr>
-          <w:lang w:val="pt-BR"/>
-        </w:rPr>
-        <w:t>uestão 27 — ALTER x DROP x TRUNCATE</w:t>
+        <w:t>Questão 27 — ALTER x DROP x TRUNCATE</w:t>
       </w:r>
     </w:p>
     <w:p>
@@ -6170,166 +5873,191 @@
       </w:pPr>
       <w:r>
         <w:rPr>
-          <w:color w:val="B7B7B7"/>
-          <w:sz w:val="16"/>
-          <w:lang w:val="pt-BR"/>
-        </w:rPr>
-        <w:t>__________________________________________________________________________________</w:t>
-      </w:r>
-      <w:r>
-        <w:rPr>
-          <w:color w:val="B7B7B7"/>
-          <w:sz w:val="16"/>
-          <w:lang w:val="pt-BR"/>
-        </w:rPr>
-        <w:t>_______________________________________________________</w:t>
+          <w:color w:val="00B0F0"/>
+          <w:sz w:val="16"/>
+          <w:lang w:val="pt-BR"/>
+        </w:rPr>
+        <w:t xml:space="preserve">O comando </w:t>
+      </w:r>
+      <w:r>
+        <w:rPr>
+          <w:color w:val="00B0F0"/>
+          <w:sz w:val="16"/>
+          <w:lang w:val="pt-BR"/>
+        </w:rPr>
+        <w:t xml:space="preserve">“Alter Table” </w:t>
+      </w:r>
+      <w:r>
+        <w:rPr>
+          <w:color w:val="00B0F0"/>
+          <w:sz w:val="16"/>
+          <w:lang w:val="pt-BR"/>
+        </w:rPr>
+        <w:t>é utilizado para modificar a estrutura de uma tabela já existente</w:t>
+      </w:r>
+      <w:r>
+        <w:rPr>
+          <w:color w:val="00B0F0"/>
+          <w:sz w:val="16"/>
+          <w:lang w:val="pt-BR"/>
+        </w:rPr>
+        <w:t xml:space="preserve">, “Drop Table” serve </w:t>
+      </w:r>
+      <w:r>
+        <w:rPr>
+          <w:color w:val="00B0F0"/>
+          <w:sz w:val="16"/>
+          <w:lang w:val="pt-BR"/>
+        </w:rPr>
+        <w:t>normalmente para apagar algo, no caso uma tabela</w:t>
+      </w:r>
+      <w:r>
+        <w:rPr>
+          <w:color w:val="00B0F0"/>
+          <w:sz w:val="16"/>
+          <w:lang w:val="pt-BR"/>
+        </w:rPr>
+        <w:t xml:space="preserve">, já o “Truncate Table” </w:t>
+      </w:r>
+      <w:r>
+        <w:rPr>
+          <w:color w:val="00B0F0"/>
+          <w:sz w:val="16"/>
+          <w:lang w:val="pt-BR"/>
+        </w:rPr>
+        <w:t>TABLE é usado para remover rapidamente todos os dados de uma tabela, redefinindo-a para o estado vazio.</w:t>
+      </w:r>
+    </w:p>
+    <w:p>
+      <w:pPr>
+        <w:pStyle w:val="Ttulo2"/>
+        <w:rPr>
+          <w:lang w:val="pt-BR"/>
+        </w:rPr>
+      </w:pPr>
+      <w:r>
+        <w:rPr>
+          <w:lang w:val="pt-BR"/>
+        </w:rPr>
+        <w:t>Questão 28 — Boa prática de DDL</w:t>
+      </w:r>
+    </w:p>
+    <w:p>
+      <w:pPr>
+        <w:rPr>
+          <w:lang w:val="pt-BR"/>
+        </w:rPr>
+      </w:pPr>
+      <w:r>
+        <w:rPr>
+          <w:lang w:val="pt-BR"/>
+        </w:rPr>
+        <w:t>Analise os nomes abaixo e reescreva-os seguindo boas práticas de nomenclatura ensinadas nas aulas: “Tabela Cliente”, “Preço Produto”, “Data Cadastro”, “Código Pedido”. Depois explique o padrão escolhido.</w:t>
       </w:r>
     </w:p>
     <w:p>
       <w:pPr>
         <w:spacing w:after="20"/>
         <w:rPr>
-          <w:lang w:val="pt-BR"/>
-        </w:rPr>
-      </w:pPr>
-      <w:r>
-        <w:rPr>
-          <w:color w:val="B7B7B7"/>
-          <w:sz w:val="16"/>
-          <w:lang w:val="pt-BR"/>
-        </w:rPr>
-        <w:t>________________________________________________________________________________</w:t>
-      </w:r>
-      <w:r>
-        <w:rPr>
-          <w:color w:val="B7B7B7"/>
-          <w:sz w:val="16"/>
-          <w:lang w:val="pt-BR"/>
-        </w:rPr>
-        <w:t>_________________________________________________________</w:t>
+          <w:color w:val="00B0F0"/>
+          <w:sz w:val="16"/>
+          <w:lang w:val="pt-BR"/>
+        </w:rPr>
+      </w:pPr>
+      <w:r>
+        <w:rPr>
+          <w:color w:val="00B0F0"/>
+          <w:sz w:val="16"/>
+          <w:lang w:val="pt-BR"/>
+        </w:rPr>
+        <w:t>tabela_cliente;</w:t>
       </w:r>
     </w:p>
     <w:p>
       <w:pPr>
         <w:spacing w:after="20"/>
         <w:rPr>
-          <w:lang w:val="pt-BR"/>
-        </w:rPr>
-      </w:pPr>
-      <w:r>
-        <w:rPr>
-          <w:color w:val="B7B7B7"/>
-          <w:sz w:val="16"/>
-          <w:lang w:val="pt-BR"/>
-        </w:rPr>
-        <w:t>________________________________________________________________________________</w:t>
-      </w:r>
-      <w:r>
-        <w:rPr>
-          <w:color w:val="B7B7B7"/>
-          <w:sz w:val="16"/>
-          <w:lang w:val="pt-BR"/>
-        </w:rPr>
-        <w:t>_________________________________________________________</w:t>
-      </w:r>
-    </w:p>
-    <w:p>
-      <w:pPr>
-        <w:pStyle w:val="Ttulo2"/>
-        <w:rPr>
-          <w:lang w:val="pt-BR"/>
-        </w:rPr>
-      </w:pPr>
-      <w:r>
-        <w:rPr>
-          <w:lang w:val="pt-BR"/>
-        </w:rPr>
-        <w:t>Questão 28 — Boa prática de DDL</w:t>
-      </w:r>
-    </w:p>
-    <w:p>
-      <w:pPr>
-        <w:rPr>
-          <w:lang w:val="pt-BR"/>
-        </w:rPr>
-      </w:pPr>
-      <w:r>
-        <w:rPr>
-          <w:lang w:val="pt-BR"/>
-        </w:rPr>
-        <w:t>Analise os nomes abaixo e reescreva-os seguindo boas práticas de nomenclatura ensinadas nas aulas: “Tabela Cliente”, “Preço Produto”, “Data Cadastro”, “Código Pedido”. Depois explique o padrão escolhido.</w:t>
+          <w:color w:val="00B0F0"/>
+          <w:sz w:val="16"/>
+          <w:lang w:val="pt-BR"/>
+        </w:rPr>
+      </w:pPr>
+      <w:r>
+        <w:rPr>
+          <w:color w:val="00B0F0"/>
+          <w:sz w:val="16"/>
+          <w:lang w:val="pt-BR"/>
+        </w:rPr>
+        <w:t>preco_produto;</w:t>
       </w:r>
     </w:p>
     <w:p>
       <w:pPr>
         <w:spacing w:after="20"/>
         <w:rPr>
-          <w:lang w:val="pt-BR"/>
-        </w:rPr>
-      </w:pPr>
-      <w:r>
-        <w:rPr>
-          <w:color w:val="B7B7B7"/>
-          <w:sz w:val="16"/>
-          <w:lang w:val="pt-BR"/>
-        </w:rPr>
-        <w:t>__________________________________________________________________________________</w:t>
-      </w:r>
-      <w:r>
-        <w:rPr>
-          <w:color w:val="B7B7B7"/>
-          <w:sz w:val="16"/>
-          <w:lang w:val="pt-BR"/>
-        </w:rPr>
-        <w:t>_______________________________________________________</w:t>
+          <w:color w:val="00B0F0"/>
+          <w:sz w:val="16"/>
+          <w:lang w:val="pt-BR"/>
+        </w:rPr>
+      </w:pPr>
+      <w:r>
+        <w:rPr>
+          <w:color w:val="00B0F0"/>
+          <w:sz w:val="16"/>
+          <w:lang w:val="pt-BR"/>
+        </w:rPr>
+        <w:t>data_cadastro;</w:t>
       </w:r>
     </w:p>
     <w:p>
       <w:pPr>
         <w:spacing w:after="20"/>
         <w:rPr>
-          <w:lang w:val="pt-BR"/>
-        </w:rPr>
-      </w:pPr>
-      <w:r>
-        <w:rPr>
-          <w:color w:val="B7B7B7"/>
-          <w:sz w:val="16"/>
-          <w:lang w:val="pt-BR"/>
-        </w:rPr>
-        <w:t>________________________________________________________________________________</w:t>
-      </w:r>
-      <w:r>
-        <w:rPr>
-          <w:color w:val="B7B7B7"/>
-          <w:sz w:val="16"/>
-          <w:lang w:val="pt-BR"/>
-        </w:rPr>
-        <w:t>_________________________________________________________</w:t>
+          <w:color w:val="00B0F0"/>
+          <w:sz w:val="16"/>
+          <w:lang w:val="pt-BR"/>
+        </w:rPr>
+      </w:pPr>
+      <w:r>
+        <w:rPr>
+          <w:color w:val="00B0F0"/>
+          <w:sz w:val="16"/>
+          <w:lang w:val="pt-BR"/>
+        </w:rPr>
+        <w:t>código_pedido.</w:t>
       </w:r>
     </w:p>
     <w:p>
       <w:pPr>
         <w:spacing w:after="20"/>
         <w:rPr>
-          <w:lang w:val="pt-BR"/>
-        </w:rPr>
-      </w:pPr>
-      <w:r>
-        <w:rPr>
-          <w:color w:val="B7B7B7"/>
-          <w:sz w:val="16"/>
-          <w:lang w:val="pt-BR"/>
-        </w:rPr>
-        <w:t>________________________________________________________________________________</w:t>
-      </w:r>
-      <w:r>
-        <w:rPr>
-          <w:color w:val="B7B7B7"/>
-          <w:sz w:val="16"/>
-          <w:lang w:val="pt-BR"/>
-        </w:rPr>
-        <w:t>_________________________________________________________</w:t>
+          <w:color w:val="00B0F0"/>
+          <w:lang w:val="pt-BR"/>
+        </w:rPr>
+      </w:pPr>
+      <w:r>
+        <w:rPr>
+          <w:color w:val="00B0F0"/>
+          <w:sz w:val="16"/>
+          <w:lang w:val="pt-BR"/>
+        </w:rPr>
+        <w:t xml:space="preserve">O padrão usado foi de substituir os espaços por underlines (“_”) , remover qualquer tipo de acento e </w:t>
+      </w:r>
+      <w:r>
+        <w:rPr>
+          <w:color w:val="00B0F0"/>
+          <w:sz w:val="16"/>
+          <w:lang w:val="pt-BR"/>
+        </w:rPr>
+        <w:t xml:space="preserve">também </w:t>
+      </w:r>
+      <w:r>
+        <w:rPr>
+          <w:color w:val="00B0F0"/>
+          <w:sz w:val="16"/>
+          <w:lang w:val="pt-BR"/>
+        </w:rPr>
+        <w:t>como escolha particular não usei letras maiúsculas, para assim não confundir ou esquecer o jeito que havia sido escrito no código.</w:t>
       </w:r>
     </w:p>
     <w:p>
